--- a/templates/report_template_v2.docx
+++ b/templates/report_template_v2.docx
@@ -51,32 +51,6 @@
     <w:p>
       <w:r>
         <w:t>{{ trend_image }}</w:t>
-      </w:r>
-    </w:p>
-    <w:p>
-      <w:pPr>
-        <w:pStyle w:val="Heading1"/>
-      </w:pPr>
-      <w:r>
-        <w:t>二、数据总览</w:t>
-      </w:r>
-    </w:p>
-    <w:p>
-      <w:r>
-        <w:t>{{ overview_table }}</w:t>
-      </w:r>
-    </w:p>
-    <w:p>
-      <w:pPr>
-        <w:pStyle w:val="Heading1"/>
-      </w:pPr>
-      <w:r>
-        <w:t>三、原始数据（UN Comtrade）</w:t>
-      </w:r>
-    </w:p>
-    <w:p>
-      <w:r>
-        <w:t>{{ data_table }}</w:t>
       </w:r>
     </w:p>
     <w:p>

--- a/templates/report_template_v2.docx
+++ b/templates/report_template_v2.docx
@@ -51,19 +51,6 @@
     <w:p>
       <w:r>
         <w:t>{{ trend_image }}</w:t>
-      </w:r>
-    </w:p>
-    <w:p>
-      <w:pPr>
-        <w:pStyle w:val="Heading1"/>
-      </w:pPr>
-      <w:r>
-        <w:t>四、AI 市场分析</w:t>
-      </w:r>
-    </w:p>
-    <w:p>
-      <w:r>
-        <w:t>{{ analysis_text }}</w:t>
       </w:r>
     </w:p>
     <w:p/>

--- a/templates/report_template_v2.docx
+++ b/templates/report_template_v2.docx
@@ -40,19 +40,6 @@
       </w:r>
     </w:p>
     <w:p/>
-    <w:p>
-      <w:pPr>
-        <w:pStyle w:val="Heading1"/>
-      </w:pPr>
-      <w:r>
-        <w:t>一、出口趋势</w:t>
-      </w:r>
-    </w:p>
-    <w:p>
-      <w:r>
-        <w:t>{{ trend_image }}</w:t>
-      </w:r>
-    </w:p>
     <w:p/>
     <w:p>
       <w:r>
